--- a/backend/data/corpus/DOC-20230115-085.docx
+++ b/backend/data/corpus/DOC-20230115-085.docx
@@ -63,15 +63,7 @@
           <w:b/>
           <w:sz w:val="21"/>
         </w:rPr>
-        <w:t>Kiara Thistlewood, MD, Thornfield Regional Epilepsy Program, Lakeland, FL (RSM)</w:t>
-      </w:r>
-    </w:p>
-    <w:p>
-      <w:r>
-        <w:rPr>
-          <w:sz w:val="21"/>
-        </w:rPr>
-        <w:t>&gt; A productive conversation over a quick coffee, mostly logistics.</w:t>
+        <w:t>Rohan Thistlewood, MD, Foxglove Health Neurology, Manchester, NH (RSM)</w:t>
       </w:r>
     </w:p>
     <w:p>
@@ -87,7 +79,31 @@
         <w:rPr>
           <w:sz w:val="21"/>
         </w:rPr>
-        <w:t>&gt; Spent some time on the older half of the panel and how workup decisions get sequenced.</w:t>
+        <w:t>&gt; Talked through the older half of the panel in general terms, without any specific case.</w:t>
+      </w:r>
+    </w:p>
+    <w:p>
+      <w:r>
+        <w:rPr>
+          <w:sz w:val="21"/>
+        </w:rPr>
+        <w:t>&gt; The patient portal is still being sorted out, and that took up the first part of the conversation.</w:t>
+      </w:r>
+    </w:p>
+    <w:p>
+      <w:r>
+        <w:rPr>
+          <w:sz w:val="21"/>
+        </w:rPr>
+        <w:t>&gt; Benefit checks takes longer than the clinical decision, which came up as a general frustration.</w:t>
+      </w:r>
+    </w:p>
+    <w:p>
+      <w:r>
+        <w:rPr>
+          <w:sz w:val="21"/>
+        </w:rPr>
+        <w:t>&gt; Agreed to reconnect at a follow-up appointment; no materials requested.</w:t>
       </w:r>
     </w:p>
     <w:p>
@@ -103,7 +119,7 @@
           <w:b/>
           <w:sz w:val="21"/>
         </w:rPr>
-        <w:t>Saoirse Wycliffe, MD, Granite Bay Epilepsy Center, Bakersfield, CA (RSM)</w:t>
+        <w:t>Niamh Yoshimura, MD, Kestrel Comprehensive Epilepsy Clinic, Sioux Falls, SD (RSM)</w:t>
       </w:r>
     </w:p>
     <w:p>
@@ -111,7 +127,7 @@
         <w:rPr>
           <w:sz w:val="21"/>
         </w:rPr>
-        <w:t>&gt; A short meeting at the end of the clinic list, first one this quarter.</w:t>
+        <w:t>&gt; A productive visit over a quick coffee; the schedule was tight.</w:t>
       </w:r>
     </w:p>
     <w:p>
@@ -119,7 +135,415 @@
         <w:rPr>
           <w:sz w:val="21"/>
         </w:rPr>
-        <w:t>&gt; Closed there — nothing that needed follow-up.</w:t>
+        <w:t>&gt; No specific request. Safety items asked about and confirmed none.</w:t>
+      </w:r>
+    </w:p>
+    <w:p>
+      <w:r>
+        <w:rPr>
+          <w:sz w:val="21"/>
+        </w:rPr>
+        <w:t>&gt; Talked through the refractory group in general terms, without any specific case.</w:t>
+      </w:r>
+    </w:p>
+    <w:p>
+      <w:r>
+        <w:rPr>
+          <w:sz w:val="21"/>
+        </w:rPr>
+      </w:r>
+    </w:p>
+    <w:p>
+      <w:r>
+        <w:rPr>
+          <w:b/>
+          <w:sz w:val="21"/>
+        </w:rPr>
+        <w:t>Sonali Corliss, MD, Lakeshore Neurological Care Center, Akron, OH (RSM)</w:t>
+      </w:r>
+    </w:p>
+    <w:p>
+      <w:r>
+        <w:rPr>
+          <w:sz w:val="21"/>
+        </w:rPr>
+        <w:t>&gt; Stopped by at the end of the clinic list for a rushed conversation.</w:t>
+      </w:r>
+    </w:p>
+    <w:p>
+      <w:r>
+        <w:rPr>
+          <w:sz w:val="21"/>
+        </w:rPr>
+        <w:t>&gt; Mentioned a session summary from a colleague but did not raise any specific finding.</w:t>
+      </w:r>
+    </w:p>
+    <w:p>
+      <w:r>
+        <w:rPr>
+          <w:sz w:val="21"/>
+        </w:rPr>
+        <w:t>&gt; Left it at that, with the next visit to be scheduled.</w:t>
+      </w:r>
+    </w:p>
+    <w:p>
+      <w:r>
+        <w:rPr>
+          <w:sz w:val="21"/>
+        </w:rPr>
+        <w:t>&gt; The referral queue has stretched out since the summer, which shapes how much time there is for anything else.</w:t>
+      </w:r>
+    </w:p>
+    <w:p>
+      <w:r>
+        <w:rPr>
+          <w:sz w:val="21"/>
+        </w:rPr>
+      </w:r>
+    </w:p>
+    <w:p>
+      <w:r>
+        <w:rPr>
+          <w:b/>
+          <w:sz w:val="21"/>
+        </w:rPr>
+        <w:t>Esperanza Jarreau, MD, Vantage Park Regional Epilepsy Program, Hartford, CT (RSM)</w:t>
+      </w:r>
+    </w:p>
+    <w:p>
+      <w:r>
+        <w:rPr>
+          <w:sz w:val="21"/>
+        </w:rPr>
+        <w:t>&gt; Described how newly referred patients is triaged now compared with before.</w:t>
+      </w:r>
+    </w:p>
+    <w:p>
+      <w:r>
+        <w:rPr>
+          <w:sz w:val="21"/>
+        </w:rPr>
+        <w:t>&gt; Talked through the pediatric-to-adult transfers in general terms, without any specific case.</w:t>
+      </w:r>
+    </w:p>
+    <w:p>
+      <w:r>
+        <w:rPr>
+          <w:sz w:val="21"/>
+        </w:rPr>
+        <w:t>&gt; The patient portal went live without much warning, and that took up the first part of the conversation.</w:t>
+      </w:r>
+    </w:p>
+    <w:p>
+      <w:r>
+        <w:rPr>
+          <w:sz w:val="21"/>
+        </w:rPr>
+        <w:t>&gt; Monitoring intervals during titration are set by clinic routine here rather than by protocol.</w:t>
+      </w:r>
+    </w:p>
+    <w:p>
+      <w:r>
+        <w:rPr>
+          <w:sz w:val="21"/>
+        </w:rPr>
+        <w:t>&gt; Onboarding two medical assistants is the current preoccupation here.</w:t>
+      </w:r>
+    </w:p>
+    <w:p>
+      <w:r>
+        <w:rPr>
+          <w:sz w:val="21"/>
+        </w:rPr>
+      </w:r>
+    </w:p>
+    <w:p>
+      <w:r>
+        <w:rPr>
+          <w:b/>
+          <w:sz w:val="21"/>
+        </w:rPr>
+        <w:t>Pallavi Ghiradelli, MD, Kestrel Comprehensive Epilepsy Clinic, Shreveport, LA (RSM)</w:t>
+      </w:r>
+    </w:p>
+    <w:p>
+      <w:r>
+        <w:rPr>
+          <w:sz w:val="21"/>
+        </w:rPr>
+        <w:t>&gt; Described how the pediatric-to-adult transfers is triaged now compared with before.</w:t>
+      </w:r>
+    </w:p>
+    <w:p>
+      <w:r>
+        <w:rPr>
+          <w:sz w:val="21"/>
+        </w:rPr>
+        <w:t>&gt; Mentioned a session summary from a colleague but did not raise any specific finding.</w:t>
+      </w:r>
+    </w:p>
+    <w:p>
+      <w:r>
+        <w:rPr>
+          <w:sz w:val="21"/>
+        </w:rPr>
+        <w:t>&gt; Referral patterns into this clinic have changed, and the surgical workup list is a bigger share than it was.</w:t>
+      </w:r>
+    </w:p>
+    <w:p>
+      <w:r>
+        <w:rPr>
+          <w:sz w:val="21"/>
+        </w:rPr>
+        <w:t>&gt; Left it at that, with the next visit to be scheduled.</w:t>
+      </w:r>
+    </w:p>
+    <w:p>
+      <w:r>
+        <w:rPr>
+          <w:sz w:val="21"/>
+        </w:rPr>
+      </w:r>
+    </w:p>
+    <w:p>
+      <w:r>
+        <w:rPr>
+          <w:b/>
+          <w:sz w:val="21"/>
+        </w:rPr>
+        <w:t>Bram Marchetti, MD, Palmetto Neurology Institute, Waco, TX (RSM)</w:t>
+      </w:r>
+    </w:p>
+    <w:p>
+      <w:r>
+        <w:rPr>
+          <w:sz w:val="21"/>
+        </w:rPr>
+        <w:t>&gt; Routine follow-up slots looks better than last year since the summer, which shapes how much time there is for anything else.</w:t>
+      </w:r>
+    </w:p>
+    <w:p>
+      <w:r>
+        <w:rPr>
+          <w:sz w:val="21"/>
+        </w:rPr>
+        <w:t>&gt; Coverage paperwork varies by payer, which came up as a general frustration.</w:t>
+      </w:r>
+    </w:p>
+    <w:p>
+      <w:r>
+        <w:rPr>
+          <w:sz w:val="21"/>
+        </w:rPr>
+        <w:t>&gt; Mentioned a review that circulated on the service but did not raise any specific finding.</w:t>
+      </w:r>
+    </w:p>
+    <w:p>
+      <w:r>
+        <w:rPr>
+          <w:sz w:val="21"/>
+        </w:rPr>
+        <w:t>&gt; The composition of the refractory group has shifted over the last year or two.</w:t>
+      </w:r>
+    </w:p>
+    <w:p>
+      <w:r>
+        <w:rPr>
+          <w:sz w:val="21"/>
+        </w:rPr>
+      </w:r>
+    </w:p>
+    <w:p>
+      <w:r>
+        <w:rPr>
+          <w:b/>
+          <w:sz w:val="21"/>
+        </w:rPr>
+        <w:t>Ulrike Dellacroix, MD, Silver Creek Medical Group, Allentown, PA (RSM)</w:t>
+      </w:r>
+    </w:p>
+    <w:p>
+      <w:r>
+        <w:rPr>
+          <w:sz w:val="21"/>
+        </w:rPr>
+        <w:t>&gt; A rushed visit at the end of the clinic list; the schedule was tight.</w:t>
+      </w:r>
+    </w:p>
+    <w:p>
+      <w:r>
+        <w:rPr>
+          <w:sz w:val="21"/>
+        </w:rPr>
+        <w:t>&gt; Noted that coverage paperwork has improved somewhat and that this is not specific to any one product.</w:t>
+      </w:r>
+    </w:p>
+    <w:p>
+      <w:r>
+        <w:rPr>
+          <w:sz w:val="21"/>
+        </w:rPr>
+        <w:t>&gt; The composition of newly referred patients has shifted over the last year or two.</w:t>
+      </w:r>
+    </w:p>
+    <w:p>
+      <w:r>
+        <w:rPr>
+          <w:sz w:val="21"/>
+        </w:rPr>
+        <w:t>&gt; Agreed to reconnect at the next visit; nothing that needed follow-up.</w:t>
+      </w:r>
+    </w:p>
+    <w:p>
+      <w:r>
+        <w:rPr>
+          <w:sz w:val="21"/>
+        </w:rPr>
+      </w:r>
+    </w:p>
+    <w:p>
+      <w:r>
+        <w:rPr>
+          <w:b/>
+          <w:sz w:val="21"/>
+        </w:rPr>
+        <w:t>Silvio Inverness, MD, Alder Point Neurology Associates, Madison, WI (RSM)</w:t>
+      </w:r>
+    </w:p>
+    <w:p>
+      <w:r>
+        <w:rPr>
+          <w:sz w:val="21"/>
+        </w:rPr>
+        <w:t>&gt; A compressed visit in the reading room; the schedule was tight.</w:t>
+      </w:r>
+    </w:p>
+    <w:p>
+      <w:r>
+        <w:rPr>
+          <w:sz w:val="21"/>
+        </w:rPr>
+        <w:t>&gt; Referenced a session summary from a colleague in passing.</w:t>
+      </w:r>
+    </w:p>
+    <w:p>
+      <w:r>
+        <w:rPr>
+          <w:sz w:val="21"/>
+        </w:rPr>
+        <w:t>&gt; Noted that coverage paperwork varies by payer and that this is not specific to any one product.</w:t>
+      </w:r>
+    </w:p>
+    <w:p>
+      <w:r>
+        <w:rPr>
+          <w:sz w:val="21"/>
+        </w:rPr>
+      </w:r>
+    </w:p>
+    <w:p>
+      <w:r>
+        <w:rPr>
+          <w:b/>
+          <w:sz w:val="21"/>
+        </w:rPr>
+        <w:t>Renata Hollingsworth, MD, Silver Creek Medical Group, Peoria, IL (AR)</w:t>
+      </w:r>
+    </w:p>
+    <w:p>
+      <w:r>
+        <w:rPr>
+          <w:sz w:val="21"/>
+        </w:rPr>
+        <w:t>&gt; Caught a fragmented window outside the EEG suite between patients.</w:t>
+      </w:r>
+    </w:p>
+    <w:p>
+      <w:r>
+        <w:rPr>
+          <w:sz w:val="21"/>
+        </w:rPr>
+        <w:t>&gt; Described a preference for slower titration in general, unrelated to any particular patient.</w:t>
+      </w:r>
+    </w:p>
+    <w:p>
+      <w:r>
+        <w:rPr>
+          <w:sz w:val="21"/>
+        </w:rPr>
+        <w:t>&gt; Mostly small talk about the program and the venue.</w:t>
+      </w:r>
+    </w:p>
+    <w:p>
+      <w:r>
+        <w:rPr>
+          <w:sz w:val="21"/>
+        </w:rPr>
+        <w:t>&gt; Onboarding a front-desk coordinator is the current preoccupation here.</w:t>
+      </w:r>
+    </w:p>
+    <w:p>
+      <w:r>
+        <w:rPr>
+          <w:sz w:val="21"/>
+        </w:rPr>
+      </w:r>
+    </w:p>
+    <w:p>
+      <w:r>
+        <w:rPr>
+          <w:b/>
+          <w:sz w:val="21"/>
+        </w:rPr>
+        <w:t>Imani Lindenmuth, MD, Sable Creek Medical Group, Lexington, KY (RSM)</w:t>
+      </w:r>
+    </w:p>
+    <w:p>
+      <w:r>
+        <w:rPr>
+          <w:sz w:val="21"/>
+        </w:rPr>
+        <w:t>&gt; Agreed to reconnect at the following quarter; no specific request.</w:t>
+      </w:r>
+    </w:p>
+    <w:p>
+      <w:r>
+        <w:rPr>
+          <w:sz w:val="21"/>
+        </w:rPr>
+        <w:t>&gt; Clinic throughput looks better than last year since the summer, which shapes how much time there is for anything else.</w:t>
+      </w:r>
+    </w:p>
+    <w:p>
+      <w:r>
+        <w:rPr>
+          <w:sz w:val="21"/>
+        </w:rPr>
+        <w:t>&gt; Monitoring intervals during titration are set by clinic routine here rather than by protocol.</w:t>
+      </w:r>
+    </w:p>
+    <w:p>
+      <w:r>
+        <w:rPr>
+          <w:sz w:val="21"/>
+        </w:rPr>
+      </w:r>
+    </w:p>
+    <w:p>
+      <w:r>
+        <w:rPr>
+          <w:b/>
+          <w:sz w:val="21"/>
+        </w:rPr>
+        <w:t>Orla Oyelaran, MD, Palmetto Neurology Institute, Provo, UT (RSM)</w:t>
+      </w:r>
+    </w:p>
+    <w:p>
+      <w:r>
+        <w:rPr>
+          <w:sz w:val="21"/>
+        </w:rPr>
+        <w:t>&gt; Asked whether I would be at the meeting later this year.</w:t>
       </w:r>
     </w:p>
     <w:p>
@@ -135,15 +559,7 @@
         <w:rPr>
           <w:sz w:val="21"/>
         </w:rPr>
-        <w:t>&gt; Spent some time on the pediatric-to-adult transfers and how workup decisions get sequenced.</w:t>
-      </w:r>
-    </w:p>
-    <w:p>
-      <w:r>
-        <w:rPr>
-          <w:sz w:val="21"/>
-        </w:rPr>
-        <w:t>&gt; Mostly small talk about the program and the venue.</w:t>
+        <w:t>&gt; Noted that formulary questions varies by payer and that this is not specific to any one product.</w:t>
       </w:r>
     </w:p>
     <w:p>
@@ -159,7 +575,7 @@
           <w:b/>
           <w:sz w:val="21"/>
         </w:rPr>
-        <w:t>Caleb Munson, MD, Cedar Ridge Medical Group, Springfield, IL (AR)</w:t>
+        <w:t>Tadeo Eastmond, MD, Sable Creek Medical Group, Provo, UT (RSM)</w:t>
       </w:r>
     </w:p>
     <w:p>
@@ -167,7 +583,7 @@
         <w:rPr>
           <w:sz w:val="21"/>
         </w:rPr>
-        <w:t>&gt; Onboarding a rotating resident is the current preoccupation here.</w:t>
+        <w:t>&gt; A twenty-minute conversation outside the EEG suite, mostly logistics.</w:t>
       </w:r>
     </w:p>
     <w:p>
@@ -175,183 +591,7 @@
         <w:rPr>
           <w:sz w:val="21"/>
         </w:rPr>
-        <w:t>&gt; Monitoring intervals during titration are set by clinic routine here rather than by protocol.</w:t>
-      </w:r>
-    </w:p>
-    <w:p>
-      <w:r>
-        <w:rPr>
-          <w:sz w:val="21"/>
-        </w:rPr>
-        <w:t>&gt; Spent some time on the pediatric-to-adult transfers and how workup decisions get sequenced.</w:t>
-      </w:r>
-    </w:p>
-    <w:p>
-      <w:r>
-        <w:rPr>
-          <w:sz w:val="21"/>
-        </w:rPr>
-        <w:t>&gt; Benefit verification is the step that most often delays a start here.</w:t>
-      </w:r>
-    </w:p>
-    <w:p>
-      <w:r>
-        <w:rPr>
-          <w:sz w:val="21"/>
-        </w:rPr>
-      </w:r>
-    </w:p>
-    <w:p>
-      <w:r>
-        <w:rPr>
-          <w:b/>
-          <w:sz w:val="21"/>
-        </w:rPr>
-        <w:t>Renata Cavanaugh, MD, Northbrook Neurology Institute, Albany, NY (RSM)</w:t>
-      </w:r>
-    </w:p>
-    <w:p>
-      <w:r>
-        <w:rPr>
-          <w:sz w:val="21"/>
-        </w:rPr>
-        <w:t>&gt; Described how the pediatric-to-adult transfers is triaged now compared with before.</w:t>
-      </w:r>
-    </w:p>
-    <w:p>
-      <w:r>
-        <w:rPr>
-          <w:sz w:val="21"/>
-        </w:rPr>
-        <w:t>&gt; Compared notes on which sessions were worth the time.</w:t>
-      </w:r>
-    </w:p>
-    <w:p>
-      <w:r>
-        <w:rPr>
-          <w:sz w:val="21"/>
-        </w:rPr>
-        <w:t>&gt; No specific request this time. Asked about safety and confirmed nothing to report.</w:t>
-      </w:r>
-    </w:p>
-    <w:p>
-      <w:r>
-        <w:rPr>
-          <w:sz w:val="21"/>
-        </w:rPr>
-        <w:t>&gt; Monitoring intervals during titration are set by clinic routine here rather than by protocol.</w:t>
-      </w:r>
-    </w:p>
-    <w:p>
-      <w:r>
-        <w:rPr>
-          <w:sz w:val="21"/>
-        </w:rPr>
-        <w:t>&gt; The referral queue is slowly recovering since the summer, which shapes how much time there is for anything else.</w:t>
-      </w:r>
-    </w:p>
-    <w:p>
-      <w:r>
-        <w:rPr>
-          <w:sz w:val="21"/>
-        </w:rPr>
-      </w:r>
-    </w:p>
-    <w:p>
-      <w:r>
-        <w:rPr>
-          <w:b/>
-          <w:sz w:val="21"/>
-        </w:rPr>
-        <w:t>Bettina Wetherby, MD, Ember Lake Medical Group, Omaha, NE (AR)</w:t>
-      </w:r>
-    </w:p>
-    <w:p>
-      <w:r>
-        <w:rPr>
-          <w:sz w:val="21"/>
-        </w:rPr>
-        <w:t>&gt; A twenty-minute conversation in the conference room, mostly logistics.</w:t>
-      </w:r>
-    </w:p>
-    <w:p>
-      <w:r>
-        <w:rPr>
-          <w:sz w:val="21"/>
-        </w:rPr>
-        <w:t>&gt; Noted that the appeals process is handled by one person here and that this is not specific to any one product.</w:t>
-      </w:r>
-    </w:p>
-    <w:p>
-      <w:r>
-        <w:rPr>
-          <w:sz w:val="21"/>
-        </w:rPr>
-        <w:t>&gt; Referenced a guideline update discussed at journal club in passing.</w:t>
-      </w:r>
-    </w:p>
-    <w:p>
-      <w:r>
-        <w:rPr>
-          <w:sz w:val="21"/>
-        </w:rPr>
-        <w:t>&gt; Spent some time on long-standing patients and how workup decisions get sequenced.</w:t>
-      </w:r>
-    </w:p>
-    <w:p>
-      <w:r>
-        <w:rPr>
-          <w:sz w:val="21"/>
-        </w:rPr>
-        <w:t>&gt; The practice lost the epilepsy fellow and has not backfilled, so the referral queue keeps slipping.</w:t>
-      </w:r>
-    </w:p>
-    <w:p>
-      <w:r>
-        <w:rPr>
-          <w:sz w:val="21"/>
-        </w:rPr>
-      </w:r>
-    </w:p>
-    <w:p>
-      <w:r>
-        <w:rPr>
-          <w:b/>
-          <w:sz w:val="21"/>
-        </w:rPr>
-        <w:t>Gemma Brannigan, MD, Bayview Health Neurology, Chattanooga, TN (AR)</w:t>
-      </w:r>
-    </w:p>
-    <w:p>
-      <w:r>
-        <w:rPr>
-          <w:sz w:val="21"/>
-        </w:rPr>
-        <w:t>&gt; A half-hour conversation in the workroom, mostly logistics.</w:t>
-      </w:r>
-    </w:p>
-    <w:p>
-      <w:r>
-        <w:rPr>
-          <w:sz w:val="21"/>
-        </w:rPr>
-        <w:t>&gt; The composition of long-standing patients has shifted over the last year or two.</w:t>
-      </w:r>
-    </w:p>
-    <w:p>
-      <w:r>
-        <w:rPr>
-          <w:sz w:val="21"/>
-        </w:rPr>
-        <w:t>&gt; The practice lost one of the nurse practitioners and has not backfilled, so clinic throughput is slowly recovering.</w:t>
-      </w:r>
-    </w:p>
-    <w:p>
-      <w:r>
-        <w:rPr>
-          <w:sz w:val="21"/>
-        </w:rPr>
-        <w:t>&gt; Agreed to reconnect at the next visit; no specific request.</w:t>
+        <w:t>&gt; Asked whether I had seen a session summary from a colleague; I had not, and offered nothing in return.</w:t>
       </w:r>
     </w:p>
     <w:p>
@@ -360,294 +600,6 @@
           <w:sz w:val="21"/>
         </w:rPr>
         <w:t>&gt; Described a preference for slower titration in general, unrelated to any particular patient.</w:t>
-      </w:r>
-    </w:p>
-    <w:p>
-      <w:r>
-        <w:rPr>
-          <w:sz w:val="21"/>
-        </w:rPr>
-      </w:r>
-    </w:p>
-    <w:p>
-      <w:r>
-        <w:rPr>
-          <w:b/>
-          <w:sz w:val="21"/>
-        </w:rPr>
-        <w:t>Tobias Rusnak, MD, Sable Creek Medical Group, Akron, OH (AR)</w:t>
-      </w:r>
-    </w:p>
-    <w:p>
-      <w:r>
-        <w:rPr>
-          <w:sz w:val="21"/>
-        </w:rPr>
-        <w:t>&gt; A compressed meeting at the end of the clinic list, first one this quarter.</w:t>
-      </w:r>
-    </w:p>
-    <w:p>
-      <w:r>
-        <w:rPr>
-          <w:sz w:val="21"/>
-        </w:rPr>
-        <w:t>&gt; Asked about my travel schedule, since visits keep landing on the busiest clinic days.</w:t>
-      </w:r>
-    </w:p>
-    <w:p>
-      <w:r>
-        <w:rPr>
-          <w:sz w:val="21"/>
-        </w:rPr>
-        <w:t>&gt; Benefit verification is the step that most often delays a start here.</w:t>
-      </w:r>
-    </w:p>
-    <w:p>
-      <w:r>
-        <w:rPr>
-          <w:sz w:val="21"/>
-        </w:rPr>
-        <w:t>&gt; Titration habits came up in general terms; no specifics were discussed and none were offered.</w:t>
-      </w:r>
-    </w:p>
-    <w:p>
-      <w:r>
-        <w:rPr>
-          <w:sz w:val="21"/>
-        </w:rPr>
-      </w:r>
-    </w:p>
-    <w:p>
-      <w:r>
-        <w:rPr>
-          <w:b/>
-          <w:sz w:val="21"/>
-        </w:rPr>
-        <w:t>Tadeo Ravenscroft, MD, Alder Point Neurology Associates, Peoria, IL (RSM)</w:t>
-      </w:r>
-    </w:p>
-    <w:p>
-      <w:r>
-        <w:rPr>
-          <w:sz w:val="21"/>
-        </w:rPr>
-        <w:t>&gt; Stopped by in the shared office for a brief conversation.</w:t>
-      </w:r>
-    </w:p>
-    <w:p>
-      <w:r>
-        <w:rPr>
-          <w:sz w:val="21"/>
-        </w:rPr>
-        <w:t>&gt; Onboarding two medical assistants is the current preoccupation here.</w:t>
-      </w:r>
-    </w:p>
-    <w:p>
-      <w:r>
-        <w:rPr>
-          <w:sz w:val="21"/>
-        </w:rPr>
-        <w:t>&gt; Asked whether I had seen a case series someone forwarded; I had not, and offered nothing in return.</w:t>
-      </w:r>
-    </w:p>
-    <w:p>
-      <w:r>
-        <w:rPr>
-          <w:sz w:val="21"/>
-        </w:rPr>
-        <w:t>&gt; Mostly small talk about the program and the venue.</w:t>
-      </w:r>
-    </w:p>
-    <w:p>
-      <w:r>
-        <w:rPr>
-          <w:sz w:val="21"/>
-        </w:rPr>
-      </w:r>
-    </w:p>
-    <w:p>
-      <w:r>
-        <w:rPr>
-          <w:b/>
-          <w:sz w:val="21"/>
-        </w:rPr>
-        <w:t>Bram Hollingsworth, MD, Alder Point Neurology Associates, Albany, NY (RSM)</w:t>
-      </w:r>
-    </w:p>
-    <w:p>
-      <w:r>
-        <w:rPr>
-          <w:sz w:val="21"/>
-        </w:rPr>
-        <w:t>&gt; Benefit verification is the step that most often delays a start here.</w:t>
-      </w:r>
-    </w:p>
-    <w:p>
-      <w:r>
-        <w:rPr>
-          <w:sz w:val="21"/>
-        </w:rPr>
-        <w:t>&gt; The phone triage line is being piloted this quarter, and that took up the first part of the conversation.</w:t>
-      </w:r>
-    </w:p>
-    <w:p>
-      <w:r>
-        <w:rPr>
-          <w:sz w:val="21"/>
-        </w:rPr>
-        <w:t>&gt; Referenced a guideline update discussed at journal club in passing.</w:t>
-      </w:r>
-    </w:p>
-    <w:p>
-      <w:r>
-        <w:rPr>
-          <w:sz w:val="21"/>
-        </w:rPr>
-        <w:t>&gt; The travel schedule this year came up, and little else.</w:t>
-      </w:r>
-    </w:p>
-    <w:p>
-      <w:r>
-        <w:rPr>
-          <w:sz w:val="21"/>
-        </w:rPr>
-        <w:t>&gt; Described a preference for slower titration in general, unrelated to any particular patient.</w:t>
-      </w:r>
-    </w:p>
-    <w:p>
-      <w:r>
-        <w:rPr>
-          <w:sz w:val="21"/>
-        </w:rPr>
-      </w:r>
-    </w:p>
-    <w:p>
-      <w:r>
-        <w:rPr>
-          <w:b/>
-          <w:sz w:val="21"/>
-        </w:rPr>
-        <w:t>Jorge Maldonado, MD, Redwood Basin Medical Group, Sacramento, CA (RSM)</w:t>
-      </w:r>
-    </w:p>
-    <w:p>
-      <w:r>
-        <w:rPr>
-          <w:sz w:val="21"/>
-        </w:rPr>
-        <w:t>&gt; Asked about my travel schedule, since visits keep landing on the busiest clinic days.</w:t>
-      </w:r>
-    </w:p>
-    <w:p>
-      <w:r>
-        <w:rPr>
-          <w:sz w:val="21"/>
-        </w:rPr>
-        <w:t>&gt; Asked whether I had seen a case series someone forwarded; I had not, and offered nothing in return.</w:t>
-      </w:r>
-    </w:p>
-    <w:p>
-      <w:r>
-        <w:rPr>
-          <w:sz w:val="21"/>
-        </w:rPr>
-        <w:t>&gt; No product discussion. Safety items asked about and confirmed none.</w:t>
-      </w:r>
-    </w:p>
-    <w:p>
-      <w:r>
-        <w:rPr>
-          <w:sz w:val="21"/>
-        </w:rPr>
-      </w:r>
-    </w:p>
-    <w:p>
-      <w:r>
-        <w:rPr>
-          <w:b/>
-          <w:sz w:val="21"/>
-        </w:rPr>
-        <w:t>Rasmus Galbraith, MD, Marbury Neurological Care Center, Trenton, NJ (RSM)</w:t>
-      </w:r>
-    </w:p>
-    <w:p>
-      <w:r>
-        <w:rPr>
-          <w:sz w:val="21"/>
-        </w:rPr>
-        <w:t>&gt; Stopped by at teh nurses' station for a full conversation.</w:t>
-      </w:r>
-    </w:p>
-    <w:p>
-      <w:r>
-        <w:rPr>
-          <w:sz w:val="21"/>
-        </w:rPr>
-        <w:t>&gt; Referral patterns into this clinic have changed, and teh pediatric-to-adult transfers is a bigger share than it was.</w:t>
-      </w:r>
-    </w:p>
-    <w:p>
-      <w:r>
-        <w:rPr>
-          <w:sz w:val="21"/>
-        </w:rPr>
-        <w:t>&gt; The composition of newly referred patients has shifted over teh last year or two.</w:t>
-      </w:r>
-    </w:p>
-    <w:p>
-      <w:r>
-        <w:rPr>
-          <w:sz w:val="21"/>
-        </w:rPr>
-        <w:t>&gt; The new charting templates changed again last month, and that took up teh first part of the conversation.</w:t>
-      </w:r>
-    </w:p>
-    <w:p>
-      <w:r>
-        <w:rPr>
-          <w:sz w:val="21"/>
-        </w:rPr>
-        <w:t>&gt; The appeals process takes longer than teh clinical decision, which came up as a general frustration.</w:t>
-      </w:r>
-    </w:p>
-    <w:p>
-      <w:r>
-        <w:rPr>
-          <w:sz w:val="21"/>
-        </w:rPr>
-      </w:r>
-    </w:p>
-    <w:p>
-      <w:r>
-        <w:rPr>
-          <w:b/>
-          <w:sz w:val="21"/>
-        </w:rPr>
-        <w:t>Kenji Wycliffe, MD, Cedar Ridge Regional Epilepsy Program, Tacoma, WA (RSM)</w:t>
-      </w:r>
-    </w:p>
-    <w:p>
-      <w:r>
-        <w:rPr>
-          <w:sz w:val="21"/>
-        </w:rPr>
-        <w:t>&gt; Talked through the surgical workup list in general terms, without any specific case.</w:t>
-      </w:r>
-    </w:p>
-    <w:p>
-      <w:r>
-        <w:rPr>
-          <w:sz w:val="21"/>
-        </w:rPr>
-        <w:t>&gt; Noted that coverage paperwork takes longer than the clinical decision and that this is not specific to any one product.</w:t>
-      </w:r>
-    </w:p>
-    <w:p>
-      <w:r>
-        <w:rPr>
-          <w:sz w:val="21"/>
-        </w:rPr>
-        <w:t>&gt; Left it at that, with the next visit to be scheduled.</w:t>
       </w:r>
     </w:p>
     <w:p>
